--- a/applications/site/documents/actalent-sr-cra-remote-resume.docx
+++ b/applications/site/documents/actalent-sr-cra-remote-resume.docx
@@ -36,7 +36,7 @@
     </w:p>
     <w:p>
       <w:r>
-        <w:t>Physician Assistant (PA-C) with a clinical research background: Certified Clinical Research Associate (CCRA, earned 2023), four research assistant internships, and two peer-reviewed publications. Active clinical experience in a high-volume emergency department. CCRA recertification planned. Seeking the Senior CRA II (remote) position at Actalent.</w:t>
+        <w:t>Physician Assistant (PA-C) with a clinical research background: breast/oncology Clinical Research Associate at the IU Simon Comprehensive Cancer Center (2022–2023), CCRA earned 2023 (recertification in process), four research assistant internships, and two peer-reviewed publications. Active clinical experience in a high-volume emergency department. Seeking the Senior CRA II (remote) position at Actalent.</w:t>
       </w:r>
     </w:p>
     <w:p>
@@ -247,7 +247,7 @@
         <w:spacing w:after="40"/>
       </w:pPr>
       <w:r>
-        <w:t>Certified Clinical Research Associate (CCRA) – earned 2023</w:t>
+        <w:t>Certified Clinical Research Associate (CCRA) – earned 2023; expired, recertification in process</w:t>
       </w:r>
     </w:p>
     <w:p>
@@ -269,6 +269,28 @@
           <w:sz w:val="22"/>
         </w:rPr>
         <w:t>PROFESSIONAL EXPERIENCE</w:t>
+      </w:r>
+    </w:p>
+    <w:p>
+      <w:pPr>
+        <w:spacing w:after="0"/>
+      </w:pPr>
+      <w:r>
+        <w:rPr>
+          <w:b/>
+        </w:rPr>
+        <w:t>Clinical Research Associate – Breast/Oncology</w:t>
+      </w:r>
+      <w:r>
+        <w:t xml:space="preserve">   2022 – 2023</w:t>
+      </w:r>
+    </w:p>
+    <w:p>
+      <w:pPr>
+        <w:spacing w:after="40"/>
+      </w:pPr>
+      <w:r>
+        <w:t>IU Simon Comprehensive Cancer Center</w:t>
       </w:r>
     </w:p>
     <w:p>

--- a/applications/site/documents/actalent-sr-cra-remote-resume.docx
+++ b/applications/site/documents/actalent-sr-cra-remote-resume.docx
@@ -256,7 +256,25 @@
         <w:spacing w:after="40"/>
       </w:pPr>
       <w:r>
+        <w:t>Physician Assistant license – Iowa; Indiana</w:t>
+      </w:r>
+    </w:p>
+    <w:p>
+      <w:pPr>
+        <w:pStyle w:val="ListBullet"/>
+        <w:spacing w:after="40"/>
+      </w:pPr>
+      <w:r>
         <w:t>California PA license – application in progress, expected January 2027</w:t>
+      </w:r>
+    </w:p>
+    <w:p>
+      <w:pPr>
+        <w:pStyle w:val="ListBullet"/>
+        <w:spacing w:after="40"/>
+      </w:pPr>
+      <w:r>
+        <w:t>Illinois PA license – application in progress</w:t>
       </w:r>
     </w:p>
     <w:p>

--- a/applications/site/documents/actalent-sr-cra-remote-resume.docx
+++ b/applications/site/documents/actalent-sr-cra-remote-resume.docx
@@ -239,6 +239,15 @@
       </w:pPr>
       <w:r>
         <w:t>Advanced Trauma Life Support (ATLS) – October 2025 to October 2029</w:t>
+      </w:r>
+    </w:p>
+    <w:p>
+      <w:pPr>
+        <w:pStyle w:val="ListBullet"/>
+        <w:spacing w:after="40"/>
+      </w:pPr>
+      <w:r>
+        <w:t>Pediatric Advanced Life Support (PALS)</w:t>
       </w:r>
     </w:p>
     <w:p>

--- a/applications/site/documents/actalent-sr-cra-remote-resume.docx
+++ b/applications/site/documents/actalent-sr-cra-remote-resume.docx
@@ -318,6 +318,33 @@
       </w:pPr>
       <w:r>
         <w:t>IU Simon Comprehensive Cancer Center</w:t>
+      </w:r>
+    </w:p>
+    <w:p>
+      <w:pPr>
+        <w:pStyle w:val="ListBullet"/>
+        <w:spacing w:after="40"/>
+      </w:pPr>
+      <w:r>
+        <w:t>Managed breast and OB oncology clinical trials.</w:t>
+      </w:r>
+    </w:p>
+    <w:p>
+      <w:pPr>
+        <w:pStyle w:val="ListBullet"/>
+        <w:spacing w:after="40"/>
+      </w:pPr>
+      <w:r>
+        <w:t>Kept study sponsors updated on trial progress.</w:t>
+      </w:r>
+    </w:p>
+    <w:p>
+      <w:pPr>
+        <w:pStyle w:val="ListBullet"/>
+        <w:spacing w:after="40"/>
+      </w:pPr>
+      <w:r>
+        <w:t>Updated study records and confirmed record keeping.</w:t>
       </w:r>
     </w:p>
     <w:p>

--- a/applications/site/documents/actalent-sr-cra-remote-resume.docx
+++ b/applications/site/documents/actalent-sr-cra-remote-resume.docx
@@ -326,7 +326,7 @@
         <w:spacing w:after="40"/>
       </w:pPr>
       <w:r>
-        <w:t>Managed breast and OB oncology clinical trials.</w:t>
+        <w:t>Managed breast and gynecologic oncology clinical trials.</w:t>
       </w:r>
     </w:p>
     <w:p>
